--- a/lesson-plan/אבחון-המספרים-השלמים-מלא.docx
+++ b/lesson-plan/אבחון-המספרים-השלמים-מלא.docx
@@ -104,7 +104,7 @@
                                 <w:szCs w:val="24"/>
                                 <w:rtl/>
                               </w:rPr>
-                              <w:t xml:space="preserve">שם המורה:  רוואן                                 שם התלמיד:יובל (שם בדוי)</w:t>
+                              <w:t xml:space="preserve">שם המורה:  הנאדי סאלם                                 שם התלמיד:יובל (שם בדוי)</w:t>
                             </w:r>
                           </w:p>
                           <w:p>
@@ -337,7 +337,7 @@
                           <w:szCs w:val="24"/>
                           <w:rtl/>
                         </w:rPr>
-                        <w:t xml:space="preserve">שם המורה:  רוואן                                 שם התלמיד:יובל (שם בדוי)</w:t>
+                        <w:t xml:space="preserve">שם המורה:  הנאדי סאלם                                 שם התלמיד:יובל (שם בדוי)</w:t>
                       </w:r>
                     </w:p>
                     <w:p>
